--- a/report/TLS_Handshake_Report.docx
+++ b/report/TLS_Handshake_Report.docx
@@ -122,7 +122,7 @@
               <w:rPr>
                 <w:sz w:val="20"/>
               </w:rPr>
-              <w:t>Mihyar Al-Taher Al-Mustiri (مهيار الطاهر المستيري)</w:t>
+              <w:t>Mhyiar Elmistere (مهيار الطاهر المستيري)</w:t>
             </w:r>
           </w:p>
         </w:tc>
